--- a/power IB/Power Query.docx
+++ b/power IB/Power Query.docx
@@ -339,52 +339,19 @@
       </w:pPr>
       <w:proofErr w:type="spellStart"/>
       <w:r>
-        <w:t>TenureGrpSorting</w:t>
-      </w:r>
-      <w:proofErr w:type="spellEnd"/>
-      <w:r>
-        <w:t xml:space="preserve"> = if [</w:t>
-      </w:r>
-      <w:proofErr w:type="spellStart"/>
-      <w:r>
-        <w:t>Tenure_in_Months</w:t>
-      </w:r>
-      <w:proofErr w:type="spellEnd"/>
-      <w:r>
-        <w:t>] = "&lt; 6 Months" then 1 else if [</w:t>
-      </w:r>
-      <w:proofErr w:type="spellStart"/>
-      <w:r>
-        <w:t>Tenure_in_Months</w:t>
-      </w:r>
-      <w:proofErr w:type="spellEnd"/>
-      <w:r>
-        <w:t xml:space="preserve">] </w:t>
-      </w:r>
+        <w:t>TenureGrpSorting = if [Tenure Group] = "&lt; 6 Months" then 1 else if [Tenure Group] = "6-12 Months" then 2 else if [Tenure Group] = "12-18 Months" then 3 else if [Tenure Group] = "18-24 Months" then 4 else 5</w:t>
+      </w:r>
+      <w:proofErr w:type="spellEnd"/>
+      <w:proofErr w:type="spellStart"/>
+      <w:proofErr w:type="spellEnd"/>
+      <w:proofErr w:type="spellStart"/>
+      <w:proofErr w:type="spellEnd"/>
       <w:proofErr w:type="gramStart"/>
-      <w:r>
-        <w:t>=  "</w:t>
-      </w:r>
       <w:proofErr w:type="gramEnd"/>
-      <w:r>
-        <w:t>6-12 Months" then 2 else if [</w:t>
-      </w:r>
-      <w:proofErr w:type="spellStart"/>
-      <w:r>
-        <w:t>Tenure_in_Months</w:t>
-      </w:r>
-      <w:proofErr w:type="spellEnd"/>
-      <w:r>
-        <w:t>] = "12-18 Months" then 3 else if [</w:t>
-      </w:r>
-      <w:proofErr w:type="spellStart"/>
-      <w:r>
-        <w:t>Tenure_in_Months</w:t>
-      </w:r>
-      <w:proofErr w:type="spellEnd"/>
-      <w:r>
-        <w:t>] = "18-24 Months " then 4 else 5</w:t>
-      </w:r>
+      <w:proofErr w:type="spellStart"/>
+      <w:proofErr w:type="spellEnd"/>
+      <w:proofErr w:type="spellStart"/>
+      <w:proofErr w:type="spellEnd"/>
     </w:p>
     <w:p>
       <w:pPr>
@@ -1063,38 +1030,35 @@
           <w:lang w:eastAsia="en-IN"/>
           <w14:ligatures w14:val="none"/>
         </w:rPr>
-        <w:t xml:space="preserve">Churn Rate = </w:t>
-      </w:r>
-      <w:r>
-        <w:rPr>
-          <w:rFonts w:eastAsia="Times New Roman" w:cstheme="minorHAnsi"/>
-          <w:color w:val="68349C"/>
-          <w:kern w:val="0"/>
-          <w:lang w:eastAsia="en-IN"/>
-          <w14:ligatures w14:val="none"/>
-        </w:rPr>
-        <w:t>[Total Churn]</w:t>
-      </w:r>
-      <w:r>
-        <w:rPr>
-          <w:rFonts w:eastAsia="Times New Roman" w:cstheme="minorHAnsi"/>
-          <w:color w:val="000000"/>
-          <w:kern w:val="0"/>
-          <w:lang w:eastAsia="en-IN"/>
-          <w14:ligatures w14:val="none"/>
-        </w:rPr>
-        <w:t xml:space="preserve"> / </w:t>
-      </w:r>
-      <w:r>
-        <w:rPr>
-          <w:rFonts w:eastAsia="Times New Roman" w:cstheme="minorHAnsi"/>
-          <w:color w:val="68349C"/>
-          <w:kern w:val="0"/>
-          <w:lang w:eastAsia="en-IN"/>
-          <w14:ligatures w14:val="none"/>
-        </w:rPr>
-        <w:t>[Total Customers]</w:t>
-      </w:r>
+        <w:t>Churn Rate = DIVIDE([Total Churn], CALCULATE([Total Customers], prod_Churn[Customer_Status] &lt;&gt; "Joined"))   // churned / (churned + stayed); joiners have no outcome yet</w:t>
+      </w:r>
+    </w:p>
+    <w:p>
+      <w:pPr>
+        <w:shd w:val="clear" w:color="auto" w:fill="FFFFFF"/>
+        <w:spacing w:after="0" w:line="270" w:lineRule="atLeast"/>
+        <w:rPr>
+          <w:rFonts w:eastAsia="Times New Roman" w:cstheme="minorHAnsi"/>
+          <w:color w:val="000000"/>
+          <w:kern w:val="0"/>
+          <w:lang w:eastAsia="en-IN"/>
+          <w14:ligatures w14:val="none"/>
+        </w:rPr>
+      </w:pPr>
+      <w:r>
+        <w:rPr>
+          <w:rFonts w:eastAsia="Times New Roman" w:cstheme="minorHAnsi"/>
+          <w:color w:val="000000"/>
+          <w:kern w:val="0"/>
+          <w:lang w:eastAsia="en-IN"/>
+          <w14:ligatures w14:val="none"/>
+        </w:rPr>
+        <w:t>Customers With Known Outcome = CALCULATE([Total Customers], prod_Churn[Customer_Status] &lt;&gt; "Joined")   // optional helper card</w:t>
+      </w:r>
+      <w:proofErr w:type="gramStart"/>
+      <w:proofErr w:type="spellStart"/>
+      <w:proofErr w:type="gramEnd"/>
+      <w:proofErr w:type="spellEnd"/>
     </w:p>
     <w:p/>
     <w:p/>
@@ -1374,7 +1338,287 @@
         <w:t>)</w:t>
       </w:r>
     </w:p>
+    <w:p>
+      <w:pPr>
+        <w:shd w:val="clear" w:color="auto" w:fill="FFFFFF"/>
+        <w:spacing w:after="0" w:line="270" w:lineRule="atLeast"/>
+        <w:rPr>
+          <w:rFonts w:eastAsia="Times New Roman" w:cstheme="minorHAnsi"/>
+          <w:color w:val="000000"/>
+          <w:kern w:val="0"/>
+          <w:lang w:eastAsia="en-IN"/>
+          <w14:ligatures w14:val="none"/>
+        </w:rPr>
+      </w:pPr>
+      <w:r>
+        <w:rPr>
+          <w:rFonts w:eastAsia="Times New Roman" w:cstheme="minorHAnsi"/>
+          <w:color w:val="000000"/>
+          <w:kern w:val="0"/>
+          <w:lang w:eastAsia="en-IN"/>
+          <w14:ligatures w14:val="none"/>
+        </w:rPr>
+        <w:t>Avg Churn Probability = AVERAGE(Predictions[Churn_Probability])   // format as %</w:t>
+      </w:r>
+      <w:proofErr w:type="gramStart"/>
+      <w:proofErr w:type="spellStart"/>
+      <w:proofErr w:type="gramEnd"/>
+      <w:proofErr w:type="spellEnd"/>
+    </w:p>
+    <w:p>
+      <w:pPr>
+        <w:shd w:val="clear" w:color="auto" w:fill="FFFFFF"/>
+        <w:spacing w:after="0" w:line="270" w:lineRule="atLeast"/>
+        <w:rPr>
+          <w:rFonts w:eastAsia="Times New Roman" w:cstheme="minorHAnsi"/>
+          <w:color w:val="000000"/>
+          <w:kern w:val="0"/>
+          <w:lang w:eastAsia="en-IN"/>
+          <w14:ligatures w14:val="none"/>
+        </w:rPr>
+      </w:pPr>
+      <w:r>
+        <w:rPr>
+          <w:rFonts w:eastAsia="Times New Roman" w:cstheme="minorHAnsi"/>
+          <w:color w:val="000000"/>
+          <w:kern w:val="0"/>
+          <w:lang w:eastAsia="en-IN"/>
+          <w14:ligatures w14:val="none"/>
+        </w:rPr>
+        <w:t>High Risk Customers = CALCULATE(COUNT(Predictions[Customer_ID]), Predictions[Risk_Band] = "High") + 0</w:t>
+      </w:r>
+      <w:proofErr w:type="gramStart"/>
+      <w:proofErr w:type="spellStart"/>
+      <w:proofErr w:type="gramEnd"/>
+      <w:proofErr w:type="spellEnd"/>
+    </w:p>
     <w:p/>
+    <w:p>
+      <w:pPr>
+        <w:shd w:val="clear" w:color="auto" w:fill="FFFFFF"/>
+        <w:spacing w:after="0" w:line="270" w:lineRule="atLeast"/>
+        <w:rPr>
+          <w:b/>
+          <w:bCs/>
+          <w:sz w:val="36"/>
+          <w:szCs w:val="36"/>
+          <w:u w:val="single"/>
+        </w:rPr>
+      </w:pPr>
+      <w:r>
+        <w:rPr>
+          <w:b/>
+          <w:bCs/>
+          <w:sz w:val="36"/>
+          <w:szCs w:val="36"/>
+          <w:u w:val="single"/>
+        </w:rPr>
+        <w:t>Corrections applied after review (re-apply in Power BI Desktop)</w:t>
+      </w:r>
+    </w:p>
+    <w:p>
+      <w:pPr>
+        <w:shd w:val="clear" w:color="auto" w:fill="FFFFFF"/>
+        <w:spacing w:after="0" w:line="270" w:lineRule="atLeast"/>
+        <w:rPr>
+          <w:rFonts w:eastAsia="Times New Roman" w:cstheme="minorHAnsi"/>
+          <w:color w:val="000000"/>
+          <w:kern w:val="0"/>
+          <w:lang w:eastAsia="en-IN"/>
+          <w14:ligatures w14:val="none"/>
+        </w:rPr>
+      </w:pPr>
+      <w:r>
+        <w:rPr>
+          <w:rFonts w:eastAsia="Times New Roman" w:cstheme="minorHAnsi"/>
+          <w:color w:val="000000"/>
+          <w:kern w:val="0"/>
+          <w:lang w:eastAsia="en-IN"/>
+          <w14:ligatures w14:val="none"/>
+        </w:rPr>
+        <w:t>1. Data source: Home &gt; Transform data &gt; Refresh preview on prod_Churn after re-running sql/Remove_Nulls.sql. Negative Monthly_Charge values no longer exist, so "&lt; 20" is a true range again.</w:t>
+      </w:r>
+      <w:proofErr w:type="spellStart"/>
+      <w:proofErr w:type="gramStart"/>
+      <w:proofErr w:type="spellEnd"/>
+      <w:proofErr w:type="spellStart"/>
+      <w:proofErr w:type="gramEnd"/>
+      <w:proofErr w:type="spellEnd"/>
+    </w:p>
+    <w:p>
+      <w:pPr>
+        <w:shd w:val="clear" w:color="auto" w:fill="FFFFFF"/>
+        <w:spacing w:after="0" w:line="270" w:lineRule="atLeast"/>
+        <w:rPr>
+          <w:rFonts w:eastAsia="Times New Roman" w:cstheme="minorHAnsi"/>
+          <w:color w:val="000000"/>
+          <w:kern w:val="0"/>
+          <w:lang w:eastAsia="en-IN"/>
+          <w14:ligatures w14:val="none"/>
+        </w:rPr>
+      </w:pPr>
+      <w:r>
+        <w:rPr>
+          <w:rFonts w:eastAsia="Times New Roman" w:cstheme="minorHAnsi"/>
+          <w:color w:val="000000"/>
+          <w:kern w:val="0"/>
+          <w:lang w:eastAsia="en-IN"/>
+          <w14:ligatures w14:val="none"/>
+        </w:rPr>
+        <w:t>2. Churn Rate measure: replace with the DAX above (28.8%, joiners excluded). Total Customers stays 6,418.</w:t>
+      </w:r>
+      <w:proofErr w:type="spellStart"/>
+      <w:proofErr w:type="gramStart"/>
+      <w:proofErr w:type="spellEnd"/>
+      <w:proofErr w:type="spellStart"/>
+      <w:proofErr w:type="gramEnd"/>
+      <w:proofErr w:type="spellEnd"/>
+    </w:p>
+    <w:p>
+      <w:pPr>
+        <w:shd w:val="clear" w:color="auto" w:fill="FFFFFF"/>
+        <w:spacing w:after="0" w:line="270" w:lineRule="atLeast"/>
+        <w:rPr>
+          <w:rFonts w:eastAsia="Times New Roman" w:cstheme="minorHAnsi"/>
+          <w:color w:val="000000"/>
+          <w:kern w:val="0"/>
+          <w:lang w:eastAsia="en-IN"/>
+          <w14:ligatures w14:val="none"/>
+        </w:rPr>
+      </w:pPr>
+      <w:r>
+        <w:rPr>
+          <w:rFonts w:eastAsia="Times New Roman" w:cstheme="minorHAnsi"/>
+          <w:color w:val="000000"/>
+          <w:kern w:val="0"/>
+          <w:lang w:eastAsia="en-IN"/>
+          <w14:ligatures w14:val="none"/>
+        </w:rPr>
+        <w:t>3. TenureGrpSorting: use [Tenure Group] (not [Tenure_in_Months]) and no trailing space in "18-24 Months".</w:t>
+      </w:r>
+      <w:proofErr w:type="spellStart"/>
+      <w:proofErr w:type="gramStart"/>
+      <w:proofErr w:type="spellEnd"/>
+      <w:proofErr w:type="spellStart"/>
+      <w:proofErr w:type="gramEnd"/>
+      <w:proofErr w:type="spellEnd"/>
+    </w:p>
+    <w:p>
+      <w:pPr>
+        <w:shd w:val="clear" w:color="auto" w:fill="FFFFFF"/>
+        <w:spacing w:after="0" w:line="270" w:lineRule="atLeast"/>
+        <w:rPr>
+          <w:rFonts w:eastAsia="Times New Roman" w:cstheme="minorHAnsi"/>
+          <w:color w:val="000000"/>
+          <w:kern w:val="0"/>
+          <w:lang w:eastAsia="en-IN"/>
+          <w14:ligatures w14:val="none"/>
+        </w:rPr>
+      </w:pPr>
+      <w:r>
+        <w:rPr>
+          <w:rFonts w:eastAsia="Times New Roman" w:cstheme="minorHAnsi"/>
+          <w:color w:val="000000"/>
+          <w:kern w:val="0"/>
+          <w:lang w:eastAsia="en-IN"/>
+          <w14:ligatures w14:val="none"/>
+        </w:rPr>
+        <w:t>4. Churn Category chart: remove the old visual filter on "Others"; add filter Churn_Category is not "Not Applicable" (the renamed non-churn value). Churn_Reason tooltip page: same filter.</w:t>
+      </w:r>
+      <w:proofErr w:type="spellStart"/>
+      <w:proofErr w:type="gramStart"/>
+      <w:proofErr w:type="spellEnd"/>
+      <w:proofErr w:type="spellStart"/>
+      <w:proofErr w:type="gramEnd"/>
+      <w:proofErr w:type="spellEnd"/>
+    </w:p>
+    <w:p>
+      <w:pPr>
+        <w:shd w:val="clear" w:color="auto" w:fill="FFFFFF"/>
+        <w:spacing w:after="0" w:line="270" w:lineRule="atLeast"/>
+        <w:rPr>
+          <w:rFonts w:eastAsia="Times New Roman" w:cstheme="minorHAnsi"/>
+          <w:color w:val="000000"/>
+          <w:kern w:val="0"/>
+          <w:lang w:eastAsia="en-IN"/>
+          <w14:ligatures w14:val="none"/>
+        </w:rPr>
+      </w:pPr>
+      <w:r>
+        <w:rPr>
+          <w:rFonts w:eastAsia="Times New Roman" w:cstheme="minorHAnsi"/>
+          <w:color w:val="000000"/>
+          <w:kern w:val="0"/>
+          <w:lang w:eastAsia="en-IN"/>
+          <w14:ligatures w14:val="none"/>
+        </w:rPr>
+        <w:t>5. Churn by Services matrix: Status now has 3 values - Yes / No / No Internet (or No Phone Service for Multiple_Lines). Keep all three columns; "No Internet" is not a customer choice.</w:t>
+      </w:r>
+      <w:proofErr w:type="spellStart"/>
+      <w:proofErr w:type="gramStart"/>
+      <w:proofErr w:type="spellEnd"/>
+      <w:proofErr w:type="spellStart"/>
+      <w:proofErr w:type="gramEnd"/>
+      <w:proofErr w:type="spellEnd"/>
+    </w:p>
+    <w:p>
+      <w:pPr>
+        <w:shd w:val="clear" w:color="auto" w:fill="FFFFFF"/>
+        <w:spacing w:after="0" w:line="270" w:lineRule="atLeast"/>
+        <w:rPr>
+          <w:rFonts w:eastAsia="Times New Roman" w:cstheme="minorHAnsi"/>
+          <w:color w:val="000000"/>
+          <w:kern w:val="0"/>
+          <w:lang w:eastAsia="en-IN"/>
+          <w14:ligatures w14:val="none"/>
+        </w:rPr>
+      </w:pPr>
+      <w:r>
+        <w:rPr>
+          <w:rFonts w:eastAsia="Times New Roman" w:cstheme="minorHAnsi"/>
+          <w:color w:val="000000"/>
+          <w:kern w:val="0"/>
+          <w:lang w:eastAsia="en-IN"/>
+          <w14:ligatures w14:val="none"/>
+        </w:rPr>
+        <w:t>6. Predictions table: Home &gt; Refresh (or Get data &gt; Text/CSV &gt; data/clean/Predictions.csv). New columns: Churn_Probability, Risk_Band. Add them to the customer grid and sort the grid by Churn_Probability (descending). Remove Total_Revenue/Total_Refunds only if you do not want them shown.</w:t>
+      </w:r>
+      <w:proofErr w:type="spellStart"/>
+      <w:proofErr w:type="gramStart"/>
+      <w:proofErr w:type="spellEnd"/>
+      <w:proofErr w:type="spellStart"/>
+      <w:proofErr w:type="gramEnd"/>
+      <w:proofErr w:type="spellEnd"/>
+    </w:p>
+    <w:p>
+      <w:pPr>
+        <w:shd w:val="clear" w:color="auto" w:fill="FFFFFF"/>
+        <w:spacing w:after="0" w:line="270" w:lineRule="atLeast"/>
+        <w:rPr>
+          <w:rFonts w:eastAsia="Times New Roman" w:cstheme="minorHAnsi"/>
+          <w:color w:val="000000"/>
+          <w:kern w:val="0"/>
+          <w:lang w:eastAsia="en-IN"/>
+          <w14:ligatures w14:val="none"/>
+        </w:rPr>
+      </w:pPr>
+      <w:r>
+        <w:rPr>
+          <w:rFonts w:eastAsia="Times New Roman" w:cstheme="minorHAnsi"/>
+          <w:color w:val="000000"/>
+          <w:kern w:val="0"/>
+          <w:lang w:eastAsia="en-IN"/>
+          <w14:ligatures w14:val="none"/>
+        </w:rPr>
+        <w:t>7. Add a Risk_Band slicer (High / Medium) and the new High Risk Customers card on the Churn Prediction page.</w:t>
+      </w:r>
+      <w:proofErr w:type="spellStart"/>
+      <w:proofErr w:type="gramStart"/>
+      <w:proofErr w:type="spellEnd"/>
+      <w:proofErr w:type="spellStart"/>
+      <w:proofErr w:type="gramEnd"/>
+      <w:proofErr w:type="spellEnd"/>
+    </w:p>
     <w:sectPr>
       <w:pgSz w:w="11906" w:h="16838"/>
       <w:pgMar w:top="1440" w:right="1440" w:bottom="1440" w:left="1440" w:header="708" w:footer="708" w:gutter="0"/>
